--- a/Report Bug.docx
+++ b/Report Bug.docx
@@ -21,46 +21,19 @@
     </w:p>
     <w:p>
       <w:r>
-        <w:t>Н</w:t>
-      </w:r>
-      <w:r>
-        <w:t>е работает редактирование заявки на странице заявки на ремонт</w:t>
-      </w:r>
-    </w:p>
-    <w:p>
-      <w:r>
-        <w:t>Н</w:t>
-      </w:r>
-      <w:r>
-        <w:t>а главной не сохраняется новые заявки</w:t>
-      </w:r>
-      <w:r>
-        <w:t xml:space="preserve"> и не появляются новые клиенты внесенные на странице Клиенты</w:t>
-      </w:r>
-    </w:p>
-    <w:p>
-      <w:r>
-        <w:t>Просмотр</w:t>
-      </w:r>
-      <w:r>
-        <w:t xml:space="preserve"> заявки открывает страницу привязанную к старой заявки, которой уже нет</w:t>
+        <w:t xml:space="preserve">Доделать печать на странице </w:t>
+      </w:r>
+      <w:r>
+        <w:rPr>
+          <w:lang w:val="en-US"/>
+        </w:rPr>
+        <w:t>Orders</w:t>
       </w:r>
       <w:r>
         <w:t xml:space="preserve"> </w:t>
       </w:r>
       <w:r>
-        <w:t>«</w:t>
-      </w:r>
-      <w:r>
-        <w:t>Заявки на ремонт</w:t>
-      </w:r>
-      <w:r>
-        <w:t>»</w:t>
-      </w:r>
-    </w:p>
-    <w:p>
-      <w:r>
-        <w:t xml:space="preserve">Редактирование заявки на страницу </w:t>
+        <w:t xml:space="preserve">и </w:t>
       </w:r>
       <w:r>
         <w:rPr>
@@ -77,44 +50,6 @@
         </w:rPr>
         <w:t>detail</w:t>
       </w:r>
-      <w:r>
-        <w:t xml:space="preserve"> </w:t>
-      </w:r>
-      <w:r>
-        <w:t>не работает</w:t>
-      </w:r>
-    </w:p>
-    <w:p>
-      <w:r>
-        <w:t xml:space="preserve">Доделать печать на странице </w:t>
-      </w:r>
-      <w:r>
-        <w:rPr>
-          <w:lang w:val="en-US"/>
-        </w:rPr>
-        <w:t>Orders</w:t>
-      </w:r>
-      <w:r>
-        <w:t xml:space="preserve"> </w:t>
-      </w:r>
-      <w:r>
-        <w:t xml:space="preserve">и </w:t>
-      </w:r>
-      <w:r>
-        <w:rPr>
-          <w:lang w:val="en-US"/>
-        </w:rPr>
-        <w:t>Order</w:t>
-      </w:r>
-      <w:r>
-        <w:t xml:space="preserve"> </w:t>
-      </w:r>
-      <w:r>
-        <w:rPr>
-          <w:lang w:val="en-US"/>
-        </w:rPr>
-        <w:t>detail</w:t>
-      </w:r>
     </w:p>
     <w:p>
       <w:r>
@@ -177,7 +112,15 @@
     </w:p>
     <w:p>
       <w:r>
-        <w:t>Не сохраняется аватарка пользователя</w:t>
+        <w:t xml:space="preserve">Не сохраняется </w:t>
+      </w:r>
+      <w:proofErr w:type="spellStart"/>
+      <w:r>
+        <w:t>аватарка</w:t>
+      </w:r>
+      <w:proofErr w:type="spellEnd"/>
+      <w:r>
+        <w:t xml:space="preserve"> пользователя</w:t>
       </w:r>
       <w:r>
         <w:t>. Н</w:t>
@@ -254,39 +197,37 @@
         <w:t>. В общем доделать отчётность</w:t>
       </w:r>
     </w:p>
-    <w:p/>
-    <w:p>
-      <w:r>
-        <w:rPr>
-          <w:lang w:val="en-US"/>
-        </w:rPr>
-        <w:lastRenderedPageBreak/>
-        <w:t>Order</w:t>
-      </w:r>
-      <w:r>
-        <w:t>_</w:t>
-      </w:r>
-      <w:r>
-        <w:rPr>
-          <w:lang w:val="en-US"/>
-        </w:rPr>
-        <w:t>detail</w:t>
-      </w:r>
+    <w:p>
+      <w:r>
+        <w:t xml:space="preserve">Не сохраняется </w:t>
+      </w:r>
+      <w:proofErr w:type="spellStart"/>
+      <w:r>
+        <w:t>аватарка</w:t>
+      </w:r>
+      <w:proofErr w:type="spellEnd"/>
+      <w:r>
+        <w:t xml:space="preserve"> после входа и выхода из ИС</w:t>
+      </w:r>
+    </w:p>
+    <w:p>
+      <w:proofErr w:type="spellStart"/>
+      <w:r>
+        <w:t>Аватарки</w:t>
+      </w:r>
+      <w:proofErr w:type="spellEnd"/>
+      <w:r>
+        <w:t xml:space="preserve"> надо сделать</w:t>
+      </w:r>
+    </w:p>
+    <w:p>
+      <w:r>
+        <w:t>Надо сделать переход с Главной при нажатие на «Новая заявка» на страницу «Заявки на ремонт и открывать форму «Новой заявки»</w:t>
+      </w:r>
+    </w:p>
+    <w:p>
       <w:r>
         <w:t xml:space="preserve"> </w:t>
-      </w:r>
-      <w:r>
-        <w:t xml:space="preserve">доделать видимость аватарки и сокращение ФИО </w:t>
-      </w:r>
-    </w:p>
-    <w:p>
-      <w:r>
-        <w:t>Не сохраняется аватарка после входа и выхода из ИС</w:t>
-      </w:r>
-    </w:p>
-    <w:p>
-      <w:r>
-        <w:t xml:space="preserve">Попробовать написать полноценную БД и привязать её </w:t>
       </w:r>
     </w:p>
     <w:sectPr>

--- a/Report Bug.docx
+++ b/Report Bug.docx
@@ -21,38 +21,6 @@
     </w:p>
     <w:p>
       <w:r>
-        <w:t xml:space="preserve">Доделать печать на странице </w:t>
-      </w:r>
-      <w:r>
-        <w:rPr>
-          <w:lang w:val="en-US"/>
-        </w:rPr>
-        <w:t>Orders</w:t>
-      </w:r>
-      <w:r>
-        <w:t xml:space="preserve"> </w:t>
-      </w:r>
-      <w:r>
-        <w:t xml:space="preserve">и </w:t>
-      </w:r>
-      <w:r>
-        <w:rPr>
-          <w:lang w:val="en-US"/>
-        </w:rPr>
-        <w:t>Order</w:t>
-      </w:r>
-      <w:r>
-        <w:t xml:space="preserve"> </w:t>
-      </w:r>
-      <w:r>
-        <w:rPr>
-          <w:lang w:val="en-US"/>
-        </w:rPr>
-        <w:t>detail</w:t>
-      </w:r>
-    </w:p>
-    <w:p>
-      <w:r>
         <w:t xml:space="preserve">Сделай развернутый просмотр страницы </w:t>
       </w:r>
       <w:r>
@@ -67,60 +35,10 @@
       <w:r>
         <w:t>для каждого клиента</w:t>
       </w:r>
-      <w:r>
-        <w:br/>
-      </w:r>
-      <w:r>
-        <w:t>Плохо работает поисковик на странице «Устройства»</w:t>
-      </w:r>
-      <w:r>
-        <w:br/>
-        <w:t>Не сбрасываются фильтры на странице «Устройства»</w:t>
-      </w:r>
     </w:p>
     <w:p>
       <w:r>
-        <w:t>Плохо работает фильтр на странице «Заявки на ремонт»</w:t>
-      </w:r>
-    </w:p>
-    <w:p>
-      <w:r>
-        <w:t>Плохо сбрасываются фильтры на странице «Мастера»</w:t>
-      </w:r>
-    </w:p>
-    <w:p>
-      <w:r>
-        <w:t>При выборе фильтров там где есть Мастер, он не отображается, но без фильтров всё работает</w:t>
-      </w:r>
-    </w:p>
-    <w:p>
-      <w:r>
-        <w:t>Отчеты не работают нормально</w:t>
-      </w:r>
-      <w:r>
-        <w:t>.</w:t>
-      </w:r>
-      <w:r>
-        <w:t xml:space="preserve"> </w:t>
-      </w:r>
-      <w:r>
-        <w:t>Н</w:t>
-      </w:r>
-      <w:r>
-        <w:t>е отображают никакую статистику, они статичный, а нужны динамичные</w:t>
-      </w:r>
-    </w:p>
-    <w:p>
-      <w:r>
-        <w:t xml:space="preserve">Не сохраняется </w:t>
-      </w:r>
-      <w:proofErr w:type="spellStart"/>
-      <w:r>
-        <w:t>аватарка</w:t>
-      </w:r>
-      <w:proofErr w:type="spellEnd"/>
-      <w:r>
-        <w:t xml:space="preserve"> пользователя</w:t>
+        <w:t>Не сохраняется аватарка пользователя</w:t>
       </w:r>
       <w:r>
         <w:t>. Н</w:t>
@@ -170,64 +88,30 @@
     </w:p>
     <w:p>
       <w:r>
-        <w:t>На главной статичные данные о заявках, надо сделать динамичные</w:t>
-      </w:r>
-      <w:r>
-        <w:t>. Диаграммы создают на основе внесённых статичных данных, надо сделать чтоб были динамичные привязанные к реальным заявкам которые есть в системе</w:t>
+        <w:t>Проблемы с фильтрами на странице «Заявки на ремонт»</w:t>
       </w:r>
     </w:p>
     <w:p>
       <w:r>
-        <w:t>На странице «Заявки на ремонт» нет статистики выданных заказов</w:t>
-      </w:r>
-      <w:r>
-        <w:t>. Мастера в фильтрах не динамичны</w:t>
+        <w:t>Убрать ограничения на странице Отчетов в Динамике выручки</w:t>
+      </w:r>
+      <w:r>
+        <w:t>. В общем доделать отчётность</w:t>
       </w:r>
     </w:p>
     <w:p>
       <w:r>
-        <w:t>На странице клиенты плохо работает выбор «Все типы клиентов», то есть когда я выбираю любой фильтр, но как только выбираю все типы клиентов, то все клиенты пропадают</w:t>
+        <w:t>Не сохраняется аватарка после входа и выхода из ИС</w:t>
       </w:r>
     </w:p>
     <w:p>
       <w:r>
-        <w:t>Убрать ограничения на странице Отчетов в Динамике выручки</w:t>
-      </w:r>
-      <w:r>
-        <w:t>. В общем доделать отчётность</w:t>
+        <w:t>Аватарки надо сделать</w:t>
       </w:r>
     </w:p>
     <w:p>
       <w:r>
-        <w:t xml:space="preserve">Не сохраняется </w:t>
-      </w:r>
-      <w:proofErr w:type="spellStart"/>
-      <w:r>
-        <w:t>аватарка</w:t>
-      </w:r>
-      <w:proofErr w:type="spellEnd"/>
-      <w:r>
-        <w:t xml:space="preserve"> после входа и выхода из ИС</w:t>
-      </w:r>
-    </w:p>
-    <w:p>
-      <w:proofErr w:type="spellStart"/>
-      <w:r>
-        <w:t>Аватарки</w:t>
-      </w:r>
-      <w:proofErr w:type="spellEnd"/>
-      <w:r>
-        <w:t xml:space="preserve"> надо сделать</w:t>
-      </w:r>
-    </w:p>
-    <w:p>
-      <w:r>
-        <w:t>Надо сделать переход с Главной при нажатие на «Новая заявка» на страницу «Заявки на ремонт и открывать форму «Новой заявки»</w:t>
-      </w:r>
-    </w:p>
-    <w:p>
-      <w:r>
-        <w:t xml:space="preserve"> </w:t>
+        <w:t>Настроить алгоритм расчета рейтинга у мастеров</w:t>
       </w:r>
     </w:p>
     <w:sectPr>

--- a/Report Bug.docx
+++ b/Report Bug.docx
@@ -7,8 +7,13 @@
         <w:t>Н</w:t>
       </w:r>
       <w:r>
-        <w:t>адо сделать чтобы у каждого пользователя был свой уровень доступа к определенным местам на сайте</w:t>
-      </w:r>
+        <w:t xml:space="preserve">адо сделать чтобы у каждого пользователя был свой уровень доступа к определенным местам на </w:t>
+      </w:r>
+      <w:proofErr w:type="gramStart"/>
+      <w:r>
+        <w:t>сайте</w:t>
+      </w:r>
+      <w:proofErr w:type="gramEnd"/>
       <w:r>
         <w:t xml:space="preserve"> </w:t>
       </w:r>
@@ -38,7 +43,15 @@
     </w:p>
     <w:p>
       <w:r>
-        <w:t>Не сохраняется аватарка пользователя</w:t>
+        <w:t xml:space="preserve">Не сохраняется </w:t>
+      </w:r>
+      <w:proofErr w:type="spellStart"/>
+      <w:r>
+        <w:t>аватарка</w:t>
+      </w:r>
+      <w:proofErr w:type="spellEnd"/>
+      <w:r>
+        <w:t xml:space="preserve"> пользователя</w:t>
       </w:r>
       <w:r>
         <w:t>. Н</w:t>
@@ -62,7 +75,15 @@
         <w:t>. Уведомления не показываются пока не нажмешь кнопку «Отметить все как прочитанное».</w:t>
       </w:r>
       <w:r>
-        <w:t xml:space="preserve"> Активность, Вся история появляется только после того как нажимаешь на фильтр, значит статична, должна быть динамична. </w:t>
+        <w:t xml:space="preserve"> Активность, Вся история появляется только после </w:t>
+      </w:r>
+      <w:proofErr w:type="gramStart"/>
+      <w:r>
+        <w:t>того</w:t>
+      </w:r>
+      <w:proofErr w:type="gramEnd"/>
+      <w:r>
+        <w:t xml:space="preserve"> как нажимаешь на фильтр, значит статична, должна быть динамична. </w:t>
       </w:r>
       <w:r>
         <w:t>Сделать рабочую кнопку «</w:t>
@@ -93,27 +114,492 @@
     </w:p>
     <w:p>
       <w:r>
-        <w:t>Убрать ограничения на странице Отчетов в Динамике выручки</w:t>
-      </w:r>
-      <w:r>
-        <w:t>. В общем доделать отчётность</w:t>
+        <w:t xml:space="preserve">Не сохраняется </w:t>
+      </w:r>
+      <w:proofErr w:type="spellStart"/>
+      <w:r>
+        <w:t>аватарка</w:t>
+      </w:r>
+      <w:proofErr w:type="spellEnd"/>
+      <w:r>
+        <w:t xml:space="preserve"> после входа и выхода из ИС</w:t>
       </w:r>
     </w:p>
     <w:p>
-      <w:r>
-        <w:t>Не сохраняется аватарка после входа и выхода из ИС</w:t>
+      <w:proofErr w:type="spellStart"/>
+      <w:r>
+        <w:t>Аватарки</w:t>
+      </w:r>
+      <w:proofErr w:type="spellEnd"/>
+      <w:r>
+        <w:t xml:space="preserve"> надо сделать</w:t>
       </w:r>
     </w:p>
     <w:p>
-      <w:r>
-        <w:t>Аватарки надо сделать</w:t>
-      </w:r>
+      <w:pPr>
+        <w:rPr>
+          <w:b/>
+        </w:rPr>
+      </w:pPr>
+      <w:r>
+        <w:t>На основе анализа содержания выявлены следующие недостатки работы, которые требуют доработки для повышения качества и готовности к продакшену: нет полноценного тестирования (</w:t>
+      </w:r>
+      <w:proofErr w:type="spellStart"/>
+      <w:r>
+        <w:t>unit</w:t>
+      </w:r>
+      <w:proofErr w:type="spellEnd"/>
+      <w:r>
+        <w:t>/</w:t>
+      </w:r>
+      <w:proofErr w:type="spellStart"/>
+      <w:r>
+        <w:t>integration</w:t>
+      </w:r>
+      <w:proofErr w:type="spellEnd"/>
+      <w:r>
+        <w:t>), развертывания (</w:t>
+      </w:r>
+      <w:proofErr w:type="spellStart"/>
+      <w:r>
+        <w:t>Docker</w:t>
+      </w:r>
+      <w:proofErr w:type="spellEnd"/>
+      <w:r>
+        <w:t>/</w:t>
+      </w:r>
+      <w:proofErr w:type="spellStart"/>
+      <w:r>
+        <w:t>Heroku</w:t>
+      </w:r>
+      <w:proofErr w:type="spellEnd"/>
+      <w:r>
+        <w:t xml:space="preserve">), аутентификации / авторизации; фокус на </w:t>
+      </w:r>
+      <w:proofErr w:type="spellStart"/>
+      <w:r>
+        <w:t>SQLite</w:t>
+      </w:r>
+      <w:proofErr w:type="spellEnd"/>
+      <w:r>
+        <w:t xml:space="preserve"> без продакшн-БД; отсутствие метрик производительности. </w:t>
+      </w:r>
+      <w:bookmarkStart w:id="0" w:name="рекомендация_1_внедрить_полноценн_acc242"/>
     </w:p>
     <w:p>
       <w:r>
-        <w:t>Настроить алгоритм расчета рейтинга у мастеров</w:t>
-      </w:r>
+        <w:t>1. Для полноценного тестировани</w:t>
+      </w:r>
+      <w:bookmarkEnd w:id="0"/>
+      <w:r>
+        <w:t xml:space="preserve">я добавь </w:t>
+      </w:r>
+      <w:proofErr w:type="spellStart"/>
+      <w:r>
+        <w:t>unit</w:t>
+      </w:r>
+      <w:proofErr w:type="spellEnd"/>
+      <w:r>
+        <w:t>-тесты для CRUD-операций (</w:t>
+      </w:r>
+      <w:proofErr w:type="spellStart"/>
+      <w:r>
+        <w:t>pytest</w:t>
+      </w:r>
+      <w:proofErr w:type="spellEnd"/>
+      <w:r>
+        <w:t xml:space="preserve"> для </w:t>
+      </w:r>
+      <w:proofErr w:type="spellStart"/>
+      <w:r>
+        <w:t>FastAPI</w:t>
+      </w:r>
+      <w:proofErr w:type="spellEnd"/>
+      <w:r>
+        <w:t xml:space="preserve"> </w:t>
+      </w:r>
+      <w:proofErr w:type="spellStart"/>
+      <w:r>
+        <w:t>эндпоинтов</w:t>
+      </w:r>
+      <w:proofErr w:type="spellEnd"/>
+      <w:r>
+        <w:t xml:space="preserve">, тесты моделей </w:t>
+      </w:r>
+      <w:proofErr w:type="spellStart"/>
+      <w:r>
+        <w:t>SQLAlchemy</w:t>
+      </w:r>
+      <w:proofErr w:type="spellEnd"/>
+      <w:r>
+        <w:t xml:space="preserve">) и интеграционные тесты (API с реальными запросами). Разработай тестовые сценарии для </w:t>
+      </w:r>
+      <w:proofErr w:type="spellStart"/>
+      <w:r>
+        <w:t>edge</w:t>
+      </w:r>
+      <w:proofErr w:type="spellEnd"/>
+      <w:r>
+        <w:t xml:space="preserve">-кейсов (пустая БД, неверные данные). </w:t>
+      </w:r>
+      <w:bookmarkStart w:id="1" w:name="рекомендация_2_реализовать_аутент_e95bd9"/>
     </w:p>
+    <w:p>
+      <w:r>
+        <w:t>2. Для реализации аутентификацию и авторизаци</w:t>
+      </w:r>
+      <w:bookmarkEnd w:id="1"/>
+      <w:r>
+        <w:t>и можно интегрировать JWT (</w:t>
+      </w:r>
+      <w:proofErr w:type="spellStart"/>
+      <w:r>
+        <w:t>fastapi-users</w:t>
+      </w:r>
+      <w:proofErr w:type="spellEnd"/>
+      <w:r>
+        <w:t xml:space="preserve"> или OAuth2) для защиты API, роли (</w:t>
+      </w:r>
+      <w:proofErr w:type="spellStart"/>
+      <w:r>
+        <w:t>admin</w:t>
+      </w:r>
+      <w:proofErr w:type="spellEnd"/>
+      <w:r>
+        <w:t>/</w:t>
+      </w:r>
+      <w:proofErr w:type="spellStart"/>
+      <w:r>
+        <w:t>user</w:t>
+      </w:r>
+      <w:proofErr w:type="spellEnd"/>
+      <w:r>
+        <w:t xml:space="preserve">). Добавь </w:t>
+      </w:r>
+      <w:proofErr w:type="spellStart"/>
+      <w:r>
+        <w:t>middleware</w:t>
+      </w:r>
+      <w:proofErr w:type="spellEnd"/>
+      <w:r>
+        <w:t xml:space="preserve"> для CORS с </w:t>
+      </w:r>
+      <w:proofErr w:type="spellStart"/>
+      <w:r>
+        <w:t>origin</w:t>
+      </w:r>
+      <w:proofErr w:type="spellEnd"/>
+      <w:r>
+        <w:t>-листингом. Это устранит уязвимости.</w:t>
+      </w:r>
+      <w:bookmarkStart w:id="2" w:name="fnref1_2"/>
+      <w:bookmarkEnd w:id="2"/>
+      <w:r>
+        <w:t xml:space="preserve"> </w:t>
+      </w:r>
+      <w:bookmarkStart w:id="3" w:name="рекомендация_3_поддержать_продакш_c9edda"/>
+    </w:p>
+    <w:p>
+      <w:r>
+        <w:t xml:space="preserve">3. Для поддержки продакшн-БД </w:t>
+      </w:r>
+      <w:bookmarkEnd w:id="3"/>
+      <w:r>
+        <w:t xml:space="preserve">сменить (миграцией) </w:t>
+      </w:r>
+      <w:proofErr w:type="spellStart"/>
+      <w:r>
+        <w:t>SQLite</w:t>
+      </w:r>
+      <w:proofErr w:type="spellEnd"/>
+      <w:r>
+        <w:t xml:space="preserve"> на </w:t>
+      </w:r>
+      <w:proofErr w:type="spellStart"/>
+      <w:r>
+        <w:t>PostgreSQL</w:t>
+      </w:r>
+      <w:proofErr w:type="spellEnd"/>
+      <w:r>
+        <w:t>/MySQL (</w:t>
+      </w:r>
+      <w:proofErr w:type="spellStart"/>
+      <w:r>
+        <w:t>Alembic</w:t>
+      </w:r>
+      <w:proofErr w:type="spellEnd"/>
+      <w:r>
+        <w:t xml:space="preserve"> для миграций), добавь </w:t>
+      </w:r>
+      <w:proofErr w:type="spellStart"/>
+      <w:r>
+        <w:t>Docker-compose</w:t>
+      </w:r>
+      <w:proofErr w:type="spellEnd"/>
+      <w:r>
+        <w:t xml:space="preserve"> для контейнеризации (</w:t>
+      </w:r>
+      <w:proofErr w:type="spellStart"/>
+      <w:r>
+        <w:t>backend</w:t>
+      </w:r>
+      <w:proofErr w:type="spellEnd"/>
+      <w:r>
+        <w:t xml:space="preserve"> + DB). Разверни на </w:t>
+      </w:r>
+      <w:proofErr w:type="spellStart"/>
+      <w:r>
+        <w:t>Heroku</w:t>
+      </w:r>
+      <w:proofErr w:type="spellEnd"/>
+      <w:r>
+        <w:t>/</w:t>
+      </w:r>
+      <w:proofErr w:type="spellStart"/>
+      <w:r>
+        <w:t>Vercel</w:t>
+      </w:r>
+      <w:proofErr w:type="spellEnd"/>
+      <w:r>
+        <w:t xml:space="preserve"> с CI/CD (</w:t>
+      </w:r>
+      <w:proofErr w:type="spellStart"/>
+      <w:r>
+        <w:t>GitHub</w:t>
+      </w:r>
+      <w:proofErr w:type="spellEnd"/>
+      <w:r>
+        <w:t xml:space="preserve"> </w:t>
+      </w:r>
+      <w:proofErr w:type="spellStart"/>
+      <w:r>
+        <w:t>Actions</w:t>
+      </w:r>
+      <w:proofErr w:type="spellEnd"/>
+      <w:r>
+        <w:t xml:space="preserve">). </w:t>
+      </w:r>
+      <w:bookmarkStart w:id="4" w:name="рекомендация_4_добавить_метрики_и_831620"/>
+    </w:p>
+    <w:p>
+      <w:r>
+        <w:t>4. Добавь метрики и мониторинг</w:t>
+      </w:r>
+      <w:bookmarkEnd w:id="4"/>
+      <w:r>
+        <w:t xml:space="preserve">. Внедри </w:t>
+      </w:r>
+      <w:proofErr w:type="spellStart"/>
+      <w:r>
+        <w:t>Prometheus</w:t>
+      </w:r>
+      <w:proofErr w:type="spellEnd"/>
+      <w:r>
+        <w:t xml:space="preserve"> для метрик API (</w:t>
+      </w:r>
+      <w:proofErr w:type="spellStart"/>
+      <w:r>
+        <w:t>response</w:t>
+      </w:r>
+      <w:proofErr w:type="spellEnd"/>
+      <w:r>
+        <w:t xml:space="preserve"> </w:t>
+      </w:r>
+      <w:proofErr w:type="spellStart"/>
+      <w:r>
+        <w:t>time</w:t>
+      </w:r>
+      <w:proofErr w:type="spellEnd"/>
+      <w:r>
+        <w:t xml:space="preserve">, </w:t>
+      </w:r>
+      <w:proofErr w:type="spellStart"/>
+      <w:r>
+        <w:t>errors</w:t>
+      </w:r>
+      <w:proofErr w:type="spellEnd"/>
+      <w:r>
+        <w:t>), логирование (</w:t>
+      </w:r>
+      <w:proofErr w:type="spellStart"/>
+      <w:r>
+        <w:t>structlog</w:t>
+      </w:r>
+      <w:proofErr w:type="spellEnd"/>
+      <w:r>
+        <w:t>), сбор статистики (</w:t>
+      </w:r>
+      <w:proofErr w:type="spellStart"/>
+      <w:r>
+        <w:t>SQLAlchemy</w:t>
+      </w:r>
+      <w:proofErr w:type="spellEnd"/>
+      <w:r>
+        <w:t xml:space="preserve"> </w:t>
+      </w:r>
+      <w:proofErr w:type="spellStart"/>
+      <w:r>
+        <w:t>events</w:t>
+      </w:r>
+      <w:proofErr w:type="spellEnd"/>
+      <w:r>
+        <w:t>). Проанализируй производительность (</w:t>
+      </w:r>
+      <w:proofErr w:type="spellStart"/>
+      <w:r>
+        <w:t>load</w:t>
+      </w:r>
+      <w:proofErr w:type="spellEnd"/>
+      <w:r>
+        <w:t xml:space="preserve"> </w:t>
+      </w:r>
+      <w:proofErr w:type="spellStart"/>
+      <w:r>
+        <w:t>testing</w:t>
+      </w:r>
+      <w:proofErr w:type="spellEnd"/>
+      <w:r>
+        <w:t xml:space="preserve"> с </w:t>
+      </w:r>
+      <w:proofErr w:type="spellStart"/>
+      <w:r>
+        <w:t>locust</w:t>
+      </w:r>
+      <w:proofErr w:type="spellEnd"/>
+      <w:r>
+        <w:t xml:space="preserve">). </w:t>
+      </w:r>
+      <w:bookmarkStart w:id="5" w:name="fnref1_4"/>
+      <w:bookmarkStart w:id="6" w:name="рекомендация_5_улучшить_документа_2cc4a6"/>
+      <w:bookmarkEnd w:id="5"/>
+    </w:p>
+    <w:p>
+      <w:r>
+        <w:t>5. Для улучшения документации и ревью</w:t>
+      </w:r>
+      <w:bookmarkEnd w:id="6"/>
+      <w:r>
+        <w:t xml:space="preserve"> создай README с инструкциями установки/запуска, </w:t>
+      </w:r>
+      <w:proofErr w:type="spellStart"/>
+      <w:r>
+        <w:t>Swagger</w:t>
+      </w:r>
+      <w:proofErr w:type="spellEnd"/>
+      <w:r>
+        <w:t>/</w:t>
+      </w:r>
+      <w:proofErr w:type="spellStart"/>
+      <w:r>
+        <w:t>OpenAPI</w:t>
+      </w:r>
+      <w:proofErr w:type="spellEnd"/>
+      <w:r>
+        <w:t xml:space="preserve"> </w:t>
+      </w:r>
+      <w:proofErr w:type="spellStart"/>
+      <w:r>
+        <w:t>docs</w:t>
+      </w:r>
+      <w:proofErr w:type="spellEnd"/>
+      <w:r>
+        <w:t xml:space="preserve">. Проведи </w:t>
+      </w:r>
+      <w:proofErr w:type="spellStart"/>
+      <w:r>
+        <w:t>code</w:t>
+      </w:r>
+      <w:proofErr w:type="spellEnd"/>
+      <w:r>
+        <w:t xml:space="preserve"> </w:t>
+      </w:r>
+      <w:proofErr w:type="spellStart"/>
+      <w:r>
+        <w:t>review</w:t>
+      </w:r>
+      <w:proofErr w:type="spellEnd"/>
+      <w:r>
+        <w:t xml:space="preserve"> (</w:t>
+      </w:r>
+      <w:proofErr w:type="spellStart"/>
+      <w:r>
+        <w:t>black</w:t>
+      </w:r>
+      <w:proofErr w:type="spellEnd"/>
+      <w:r>
+        <w:t xml:space="preserve">/flake8, </w:t>
+      </w:r>
+      <w:proofErr w:type="spellStart"/>
+      <w:r>
+        <w:t>mypy</w:t>
+      </w:r>
+      <w:proofErr w:type="spellEnd"/>
+      <w:r>
+        <w:t xml:space="preserve">), добавьте </w:t>
+      </w:r>
+      <w:proofErr w:type="spellStart"/>
+      <w:r>
+        <w:t>docstrings</w:t>
+      </w:r>
+      <w:proofErr w:type="spellEnd"/>
+      <w:r>
+        <w:t xml:space="preserve">. Оформите отчет о тестировании / производительности. </w:t>
+      </w:r>
+      <w:bookmarkStart w:id="7" w:name="fnref1_5"/>
+      <w:bookmarkEnd w:id="7"/>
+      <w:r>
+        <w:t xml:space="preserve">Надо дописать </w:t>
+      </w:r>
+      <w:r>
+        <w:rPr>
+          <w:lang w:val="en-US"/>
+        </w:rPr>
+        <w:t>README</w:t>
+      </w:r>
+      <w:bookmarkStart w:id="8" w:name="рекомендация_6_расширить_функционал"/>
+    </w:p>
+    <w:p>
+      <w:r>
+        <w:t>6. Можно также расширить функционал</w:t>
+      </w:r>
+      <w:bookmarkEnd w:id="8"/>
+      <w:r>
+        <w:t>. Например, добавь уведомления (</w:t>
+      </w:r>
+      <w:proofErr w:type="spellStart"/>
+      <w:r>
+        <w:t>WebSocket</w:t>
+      </w:r>
+      <w:proofErr w:type="spellEnd"/>
+      <w:r>
+        <w:t xml:space="preserve"> / SMS </w:t>
+      </w:r>
+      <w:proofErr w:type="spellStart"/>
+      <w:r>
+        <w:t>via</w:t>
+      </w:r>
+      <w:proofErr w:type="spellEnd"/>
+      <w:r>
+        <w:t xml:space="preserve"> </w:t>
+      </w:r>
+      <w:proofErr w:type="spellStart"/>
+      <w:r>
+        <w:t>Twilio</w:t>
+      </w:r>
+      <w:proofErr w:type="spellEnd"/>
+      <w:r>
+        <w:t xml:space="preserve">), поиск/экспорт (CSV/PDF), </w:t>
+      </w:r>
+      <w:proofErr w:type="spellStart"/>
+      <w:r>
+        <w:t>дашборд</w:t>
+      </w:r>
+      <w:proofErr w:type="spellEnd"/>
+      <w:r>
+        <w:t xml:space="preserve"> с аналитикой (заказы по статусу / мастерам). </w:t>
+      </w:r>
+    </w:p>
+    <w:p/>
     <w:sectPr>
       <w:pgSz w:w="11906" w:h="16838"/>
       <w:pgMar w:top="1134" w:right="850" w:bottom="1134" w:left="1701" w:header="708" w:footer="708" w:gutter="0"/>
@@ -727,7 +1213,6 @@
   <w:style w:type="character" w:default="1" w:styleId="a0">
     <w:name w:val="Default Paragraph Font"/>
     <w:uiPriority w:val="1"/>
-    <w:semiHidden/>
     <w:unhideWhenUsed/>
   </w:style>
   <w:style w:type="table" w:default="1" w:styleId="a1">

--- a/Report Bug.docx
+++ b/Report Bug.docx
@@ -4,135 +4,71 @@
   <w:body>
     <w:p>
       <w:r>
-        <w:t>Н</w:t>
-      </w:r>
-      <w:r>
-        <w:t xml:space="preserve">адо сделать чтобы у каждого пользователя был свой уровень доступа к определенным местам на </w:t>
-      </w:r>
-      <w:proofErr w:type="gramStart"/>
-      <w:r>
-        <w:t>сайте</w:t>
-      </w:r>
-      <w:proofErr w:type="gramEnd"/>
+        <w:t xml:space="preserve">Сделай развернутый просмотр страницы </w:t>
+      </w:r>
+      <w:r>
+        <w:rPr>
+          <w:lang w:val="en-US"/>
+        </w:rPr>
+        <w:t>Clients</w:t>
+      </w:r>
       <w:r>
         <w:t xml:space="preserve"> </w:t>
       </w:r>
       <w:r>
-        <w:t>то есть любой клиент не может посмотреть отчет по всем работам, а только свои или увидеть статистику мастера</w:t>
-      </w:r>
-      <w:r>
-        <w:t>!!!!!</w:t>
+        <w:t>для каждого клиента</w:t>
       </w:r>
     </w:p>
     <w:p>
       <w:r>
-        <w:t xml:space="preserve">Сделай развернутый просмотр страницы </w:t>
-      </w:r>
-      <w:r>
-        <w:rPr>
-          <w:lang w:val="en-US"/>
-        </w:rPr>
-        <w:t>Clients</w:t>
+        <w:t>Н</w:t>
+      </w:r>
+      <w:r>
+        <w:t>е работает смена пароля</w:t>
+      </w:r>
+      <w:r>
+        <w:t>.</w:t>
       </w:r>
       <w:r>
         <w:t xml:space="preserve"> </w:t>
       </w:r>
       <w:r>
-        <w:t>для каждого клиента</w:t>
+        <w:t>А</w:t>
+      </w:r>
+      <w:r>
+        <w:t>ктивные сессии статичны, нужны динамичные</w:t>
+      </w:r>
+      <w:r>
+        <w:t>. Уведомления не показываются пока не нажмешь кнопку «Отметить все как прочитанное».</w:t>
+      </w:r>
+      <w:r>
+        <w:t xml:space="preserve"> Активность, Вся история появляется только после того как нажимаешь на фильтр, значит статична, должна быть динамична. </w:t>
+      </w:r>
+      <w:r>
+        <w:t>Сделать рабочую кнопку «</w:t>
+      </w:r>
+      <w:r>
+        <w:rPr>
+          <w:lang w:val="en-US"/>
+        </w:rPr>
+        <w:t>Telegram</w:t>
+      </w:r>
+      <w:r>
+        <w:t xml:space="preserve"> </w:t>
+      </w:r>
+      <w:r>
+        <w:rPr>
+          <w:lang w:val="en-US"/>
+        </w:rPr>
+        <w:t>Bot</w:t>
+      </w:r>
+      <w:r>
+        <w:t>»</w:t>
       </w:r>
     </w:p>
     <w:p>
       <w:r>
-        <w:t xml:space="preserve">Не сохраняется </w:t>
-      </w:r>
-      <w:proofErr w:type="spellStart"/>
-      <w:r>
-        <w:t>аватарка</w:t>
-      </w:r>
-      <w:proofErr w:type="spellEnd"/>
-      <w:r>
-        <w:t xml:space="preserve"> пользователя</w:t>
-      </w:r>
-      <w:r>
-        <w:t>. Н</w:t>
-      </w:r>
-      <w:r>
-        <w:t>е работает смена пароля</w:t>
-      </w:r>
-      <w:r>
-        <w:t>.</w:t>
-      </w:r>
-      <w:r>
-        <w:t xml:space="preserve"> </w:t>
-      </w:r>
-      <w:r>
-        <w:t>А</w:t>
-      </w:r>
-      <w:r>
-        <w:t>ктивные сессии статичны, нужны динамичные</w:t>
-      </w:r>
-      <w:r>
-        <w:t>. Уведомления не показываются пока не нажмешь кнопку «Отметить все как прочитанное».</w:t>
-      </w:r>
-      <w:r>
-        <w:t xml:space="preserve"> Активность, Вся история появляется только после </w:t>
-      </w:r>
-      <w:proofErr w:type="gramStart"/>
-      <w:r>
-        <w:t>того</w:t>
-      </w:r>
-      <w:proofErr w:type="gramEnd"/>
-      <w:r>
-        <w:t xml:space="preserve"> как нажимаешь на фильтр, значит статична, должна быть динамична. </w:t>
-      </w:r>
-      <w:r>
-        <w:t>Сделать рабочую кнопку «</w:t>
-      </w:r>
-      <w:r>
-        <w:rPr>
-          <w:lang w:val="en-US"/>
-        </w:rPr>
-        <w:t>Telegram</w:t>
-      </w:r>
-      <w:r>
-        <w:t xml:space="preserve"> </w:t>
-      </w:r>
-      <w:r>
-        <w:rPr>
-          <w:lang w:val="en-US"/>
-        </w:rPr>
-        <w:t>Bot</w:t>
-      </w:r>
-      <w:r>
-        <w:t>»</w:t>
-      </w:r>
-    </w:p>
-    <w:p>
-      <w:r>
         <w:t>Проблемы с фильтрами на странице «Заявки на ремонт»</w:t>
-      </w:r>
-    </w:p>
-    <w:p>
-      <w:r>
-        <w:t xml:space="preserve">Не сохраняется </w:t>
-      </w:r>
-      <w:proofErr w:type="spellStart"/>
-      <w:r>
-        <w:t>аватарка</w:t>
-      </w:r>
-      <w:proofErr w:type="spellEnd"/>
-      <w:r>
-        <w:t xml:space="preserve"> после входа и выхода из ИС</w:t>
-      </w:r>
-    </w:p>
-    <w:p>
-      <w:proofErr w:type="spellStart"/>
-      <w:r>
-        <w:t>Аватарки</w:t>
-      </w:r>
-      <w:proofErr w:type="spellEnd"/>
-      <w:r>
-        <w:t xml:space="preserve"> надо сделать</w:t>
       </w:r>
     </w:p>
     <w:p>
@@ -599,7 +535,314 @@
         <w:t xml:space="preserve"> с аналитикой (заказы по статусу / мастерам). </w:t>
       </w:r>
     </w:p>
+    <w:p>
+      <w:r>
+        <w:t xml:space="preserve">Сделать </w:t>
+      </w:r>
+      <w:r>
+        <w:rPr>
+          <w:lang w:val="en-US"/>
+        </w:rPr>
+        <w:t>Login</w:t>
+      </w:r>
+      <w:r>
+        <w:t xml:space="preserve"> </w:t>
+      </w:r>
+      <w:r>
+        <w:t>самой первой страницей</w:t>
+      </w:r>
+    </w:p>
     <w:p/>
+    <w:p>
+      <w:r>
+        <w:t xml:space="preserve">На странице </w:t>
+      </w:r>
+      <w:r>
+        <w:rPr>
+          <w:lang w:val="en-US"/>
+        </w:rPr>
+        <w:t>Profile</w:t>
+      </w:r>
+      <w:r>
+        <w:br/>
+        <w:t xml:space="preserve">Ошибка загрузки профиля: </w:t>
+      </w:r>
+      <w:proofErr w:type="spellStart"/>
+      <w:r>
+        <w:t>TypeError</w:t>
+      </w:r>
+      <w:proofErr w:type="spellEnd"/>
+      <w:r>
+        <w:t xml:space="preserve">: </w:t>
+      </w:r>
+      <w:proofErr w:type="spellStart"/>
+      <w:r>
+        <w:t>Cannot</w:t>
+      </w:r>
+      <w:proofErr w:type="spellEnd"/>
+      <w:r>
+        <w:t xml:space="preserve"> </w:t>
+      </w:r>
+      <w:proofErr w:type="spellStart"/>
+      <w:r>
+        <w:t>set</w:t>
+      </w:r>
+      <w:proofErr w:type="spellEnd"/>
+      <w:r>
+        <w:t xml:space="preserve"> </w:t>
+      </w:r>
+      <w:proofErr w:type="spellStart"/>
+      <w:r>
+        <w:t>properties</w:t>
+      </w:r>
+      <w:proofErr w:type="spellEnd"/>
+      <w:r>
+        <w:t xml:space="preserve"> </w:t>
+      </w:r>
+      <w:proofErr w:type="spellStart"/>
+      <w:r>
+        <w:t>of</w:t>
+      </w:r>
+      <w:proofErr w:type="spellEnd"/>
+      <w:r>
+        <w:t xml:space="preserve"> </w:t>
+      </w:r>
+      <w:proofErr w:type="spellStart"/>
+      <w:r>
+        <w:t>null</w:t>
+      </w:r>
+      <w:proofErr w:type="spellEnd"/>
+      <w:r>
+        <w:t xml:space="preserve"> (</w:t>
+      </w:r>
+      <w:proofErr w:type="spellStart"/>
+      <w:r>
+        <w:t>setting</w:t>
+      </w:r>
+      <w:proofErr w:type="spellEnd"/>
+      <w:r>
+        <w:t xml:space="preserve"> '</w:t>
+      </w:r>
+      <w:proofErr w:type="spellStart"/>
+      <w:r>
+        <w:t>value</w:t>
+      </w:r>
+      <w:proofErr w:type="spellEnd"/>
+      <w:r>
+        <w:t>')</w:t>
+      </w:r>
+    </w:p>
+    <w:p>
+      <w:pPr>
+        <w:rPr>
+          <w:lang w:val="en-US"/>
+        </w:rPr>
+      </w:pPr>
+      <w:r>
+        <w:lastRenderedPageBreak/>
+        <w:t xml:space="preserve">    </w:t>
+      </w:r>
+      <w:r>
+        <w:rPr>
+          <w:lang w:val="en-US"/>
+        </w:rPr>
+        <w:t xml:space="preserve">at </w:t>
+      </w:r>
+      <w:proofErr w:type="spellStart"/>
+      <w:r>
+        <w:rPr>
+          <w:lang w:val="en-US"/>
+        </w:rPr>
+        <w:t>loadUserData</w:t>
+      </w:r>
+      <w:proofErr w:type="spellEnd"/>
+      <w:r>
+        <w:rPr>
+          <w:lang w:val="en-US"/>
+        </w:rPr>
+        <w:t xml:space="preserve"> (profile.html:851:62)</w:t>
+      </w:r>
+    </w:p>
+    <w:p>
+      <w:pPr>
+        <w:rPr>
+          <w:lang w:val="en-US"/>
+        </w:rPr>
+      </w:pPr>
+      <w:r>
+        <w:rPr>
+          <w:lang w:val="en-US"/>
+        </w:rPr>
+        <w:t xml:space="preserve">    at async </w:t>
+      </w:r>
+      <w:proofErr w:type="spellStart"/>
+      <w:r>
+        <w:rPr>
+          <w:lang w:val="en-US"/>
+        </w:rPr>
+        <w:t>HTMLDocument</w:t>
+      </w:r>
+      <w:proofErr w:type="spellEnd"/>
+      <w:r>
+        <w:rPr>
+          <w:lang w:val="en-US"/>
+        </w:rPr>
+        <w:t>.&lt;anonymous&gt; (profile.html:805:17)</w:t>
+      </w:r>
+    </w:p>
+    <w:p>
+      <w:pPr>
+        <w:rPr>
+          <w:lang w:val="en-US"/>
+        </w:rPr>
+      </w:pPr>
+    </w:p>
+    <w:p>
+      <w:r>
+        <w:t xml:space="preserve">Ошибка при нажатие на кнопку + Новая заявка на странице </w:t>
+      </w:r>
+      <w:r>
+        <w:rPr>
+          <w:lang w:val="en-US"/>
+        </w:rPr>
+        <w:t>index</w:t>
+      </w:r>
+      <w:r>
+        <w:t>.</w:t>
+      </w:r>
+      <w:r>
+        <w:rPr>
+          <w:lang w:val="en-US"/>
+        </w:rPr>
+        <w:t>html</w:t>
+      </w:r>
+      <w:r>
+        <w:t xml:space="preserve"> </w:t>
+      </w:r>
+      <w:r>
+        <w:t xml:space="preserve">и перенаправление на страницу </w:t>
+      </w:r>
+      <w:proofErr w:type="spellStart"/>
+      <w:r>
+        <w:t>orders.html?openNewOrder</w:t>
+      </w:r>
+      <w:proofErr w:type="spellEnd"/>
+      <w:r>
+        <w:t>=</w:t>
+      </w:r>
+      <w:proofErr w:type="spellStart"/>
+      <w:r>
+        <w:t>true</w:t>
+      </w:r>
+      <w:proofErr w:type="spellEnd"/>
+      <w:r>
+        <w:t xml:space="preserve"> </w:t>
+      </w:r>
+      <w:r>
+        <w:t xml:space="preserve">и </w:t>
+      </w:r>
+      <w:proofErr w:type="spellStart"/>
+      <w:r>
+        <w:t>впринципе</w:t>
+      </w:r>
+      <w:proofErr w:type="spellEnd"/>
+      <w:r>
+        <w:t xml:space="preserve"> висит при заходе на страницу </w:t>
+      </w:r>
+      <w:r>
+        <w:rPr>
+          <w:lang w:val="en-US"/>
+        </w:rPr>
+        <w:t>orders</w:t>
+      </w:r>
+      <w:r>
+        <w:t>.</w:t>
+      </w:r>
+      <w:r>
+        <w:rPr>
+          <w:lang w:val="en-US"/>
+        </w:rPr>
+        <w:t>html</w:t>
+      </w:r>
+    </w:p>
+    <w:p>
+      <w:pPr>
+        <w:rPr>
+          <w:lang w:val="en-US"/>
+        </w:rPr>
+      </w:pPr>
+      <w:r>
+        <w:rPr>
+          <w:lang w:val="en-US"/>
+        </w:rPr>
+        <w:t xml:space="preserve">Uncaught </w:t>
+      </w:r>
+      <w:proofErr w:type="spellStart"/>
+      <w:r>
+        <w:rPr>
+          <w:lang w:val="en-US"/>
+        </w:rPr>
+        <w:t>SyntaxError</w:t>
+      </w:r>
+      <w:proofErr w:type="spellEnd"/>
+      <w:r>
+        <w:rPr>
+          <w:lang w:val="en-US"/>
+        </w:rPr>
+        <w:t>: Unexpected token 'export' (at VM1677 utils.js:2:1)</w:t>
+      </w:r>
+    </w:p>
+    <w:p>
+      <w:pPr>
+        <w:rPr>
+          <w:lang w:val="en-US"/>
+        </w:rPr>
+      </w:pPr>
+    </w:p>
+    <w:p>
+      <w:r>
+        <w:t xml:space="preserve">На странице </w:t>
+      </w:r>
+      <w:r>
+        <w:rPr>
+          <w:lang w:val="en-US"/>
+        </w:rPr>
+        <w:t>devices</w:t>
+      </w:r>
+      <w:r>
+        <w:t>.</w:t>
+      </w:r>
+      <w:r>
+        <w:rPr>
+          <w:lang w:val="en-US"/>
+        </w:rPr>
+        <w:t>html</w:t>
+      </w:r>
+      <w:r>
+        <w:t xml:space="preserve"> </w:t>
+      </w:r>
+      <w:r>
+        <w:t xml:space="preserve">не обновляются данные статуса в соответствие с настоящим статусом на странице </w:t>
+      </w:r>
+      <w:r>
+        <w:rPr>
+          <w:lang w:val="en-US"/>
+        </w:rPr>
+        <w:t>orders</w:t>
+      </w:r>
+      <w:r>
+        <w:t>.</w:t>
+      </w:r>
+      <w:r>
+        <w:rPr>
+          <w:lang w:val="en-US"/>
+        </w:rPr>
+        <w:t>html</w:t>
+      </w:r>
+      <w:r>
+        <w:t>. Также стоит добавить кнопку сброса фильтров</w:t>
+      </w:r>
+    </w:p>
     <w:sectPr>
       <w:pgSz w:w="11906" w:h="16838"/>
       <w:pgMar w:top="1134" w:right="850" w:bottom="1134" w:left="1701" w:header="708" w:footer="708" w:gutter="0"/>
@@ -1213,6 +1456,7 @@
   <w:style w:type="character" w:default="1" w:styleId="a0">
     <w:name w:val="Default Paragraph Font"/>
     <w:uiPriority w:val="1"/>
+    <w:semiHidden/>
     <w:unhideWhenUsed/>
   </w:style>
   <w:style w:type="table" w:default="1" w:styleId="a1">

--- a/Report Bug.docx
+++ b/Report Bug.docx
@@ -78,47 +78,7 @@
         </w:rPr>
       </w:pPr>
       <w:r>
-        <w:t>На основе анализа содержания выявлены следующие недостатки работы, которые требуют доработки для повышения качества и готовности к продакшену: нет полноценного тестирования (</w:t>
-      </w:r>
-      <w:proofErr w:type="spellStart"/>
-      <w:r>
-        <w:t>unit</w:t>
-      </w:r>
-      <w:proofErr w:type="spellEnd"/>
-      <w:r>
-        <w:t>/</w:t>
-      </w:r>
-      <w:proofErr w:type="spellStart"/>
-      <w:r>
-        <w:t>integration</w:t>
-      </w:r>
-      <w:proofErr w:type="spellEnd"/>
-      <w:r>
-        <w:t>), развертывания (</w:t>
-      </w:r>
-      <w:proofErr w:type="spellStart"/>
-      <w:r>
-        <w:t>Docker</w:t>
-      </w:r>
-      <w:proofErr w:type="spellEnd"/>
-      <w:r>
-        <w:t>/</w:t>
-      </w:r>
-      <w:proofErr w:type="spellStart"/>
-      <w:r>
-        <w:t>Heroku</w:t>
-      </w:r>
-      <w:proofErr w:type="spellEnd"/>
-      <w:r>
-        <w:t xml:space="preserve">), аутентификации / авторизации; фокус на </w:t>
-      </w:r>
-      <w:proofErr w:type="spellStart"/>
-      <w:r>
-        <w:t>SQLite</w:t>
-      </w:r>
-      <w:proofErr w:type="spellEnd"/>
-      <w:r>
-        <w:t xml:space="preserve"> без продакшн-БД; отсутствие метрик производительности. </w:t>
+        <w:t xml:space="preserve">На основе анализа содержания выявлены следующие недостатки работы, которые требуют доработки для повышения качества и готовности к продакшену: нет полноценного тестирования (unit/integration), развертывания (Docker/Heroku), аутентификации / авторизации; фокус на SQLite без продакшн-БД; отсутствие метрик производительности. </w:t>
       </w:r>
       <w:bookmarkStart w:id="0" w:name="рекомендация_1_внедрить_полноценн_acc242"/>
     </w:p>
@@ -128,55 +88,7 @@
       </w:r>
       <w:bookmarkEnd w:id="0"/>
       <w:r>
-        <w:t xml:space="preserve">я добавь </w:t>
-      </w:r>
-      <w:proofErr w:type="spellStart"/>
-      <w:r>
-        <w:t>unit</w:t>
-      </w:r>
-      <w:proofErr w:type="spellEnd"/>
-      <w:r>
-        <w:t>-тесты для CRUD-операций (</w:t>
-      </w:r>
-      <w:proofErr w:type="spellStart"/>
-      <w:r>
-        <w:t>pytest</w:t>
-      </w:r>
-      <w:proofErr w:type="spellEnd"/>
-      <w:r>
-        <w:t xml:space="preserve"> для </w:t>
-      </w:r>
-      <w:proofErr w:type="spellStart"/>
-      <w:r>
-        <w:t>FastAPI</w:t>
-      </w:r>
-      <w:proofErr w:type="spellEnd"/>
-      <w:r>
-        <w:t xml:space="preserve"> </w:t>
-      </w:r>
-      <w:proofErr w:type="spellStart"/>
-      <w:r>
-        <w:t>эндпоинтов</w:t>
-      </w:r>
-      <w:proofErr w:type="spellEnd"/>
-      <w:r>
-        <w:t xml:space="preserve">, тесты моделей </w:t>
-      </w:r>
-      <w:proofErr w:type="spellStart"/>
-      <w:r>
-        <w:t>SQLAlchemy</w:t>
-      </w:r>
-      <w:proofErr w:type="spellEnd"/>
-      <w:r>
-        <w:t xml:space="preserve">) и интеграционные тесты (API с реальными запросами). Разработай тестовые сценарии для </w:t>
-      </w:r>
-      <w:proofErr w:type="spellStart"/>
-      <w:r>
-        <w:t>edge</w:t>
-      </w:r>
-      <w:proofErr w:type="spellEnd"/>
-      <w:r>
-        <w:t xml:space="preserve">-кейсов (пустая БД, неверные данные). </w:t>
+        <w:t xml:space="preserve">я добавь unit-тесты для CRUD-операций (pytest для FastAPI эндпоинтов, тесты моделей SQLAlchemy) и интеграционные тесты (API с реальными запросами). Разработай тестовые сценарии для edge-кейсов (пустая БД, неверные данные). </w:t>
       </w:r>
       <w:bookmarkStart w:id="1" w:name="рекомендация_2_реализовать_аутент_e95bd9"/>
     </w:p>
@@ -186,47 +98,7 @@
       </w:r>
       <w:bookmarkEnd w:id="1"/>
       <w:r>
-        <w:t>и можно интегрировать JWT (</w:t>
-      </w:r>
-      <w:proofErr w:type="spellStart"/>
-      <w:r>
-        <w:t>fastapi-users</w:t>
-      </w:r>
-      <w:proofErr w:type="spellEnd"/>
-      <w:r>
-        <w:t xml:space="preserve"> или OAuth2) для защиты API, роли (</w:t>
-      </w:r>
-      <w:proofErr w:type="spellStart"/>
-      <w:r>
-        <w:t>admin</w:t>
-      </w:r>
-      <w:proofErr w:type="spellEnd"/>
-      <w:r>
-        <w:t>/</w:t>
-      </w:r>
-      <w:proofErr w:type="spellStart"/>
-      <w:r>
-        <w:t>user</w:t>
-      </w:r>
-      <w:proofErr w:type="spellEnd"/>
-      <w:r>
-        <w:t xml:space="preserve">). Добавь </w:t>
-      </w:r>
-      <w:proofErr w:type="spellStart"/>
-      <w:r>
-        <w:t>middleware</w:t>
-      </w:r>
-      <w:proofErr w:type="spellEnd"/>
-      <w:r>
-        <w:t xml:space="preserve"> для CORS с </w:t>
-      </w:r>
-      <w:proofErr w:type="spellStart"/>
-      <w:r>
-        <w:t>origin</w:t>
-      </w:r>
-      <w:proofErr w:type="spellEnd"/>
-      <w:r>
-        <w:t>-листингом. Это устранит уязвимости.</w:t>
+        <w:t>и можно интегрировать JWT (fastapi-users или OAuth2) для защиты API, роли (admin/user). Добавь middleware для CORS с origin-листингом. Это устранит уязвимости.</w:t>
       </w:r>
       <w:bookmarkStart w:id="2" w:name="fnref1_2"/>
       <w:bookmarkEnd w:id="2"/>
@@ -241,79 +113,7 @@
       </w:r>
       <w:bookmarkEnd w:id="3"/>
       <w:r>
-        <w:t xml:space="preserve">сменить (миграцией) </w:t>
-      </w:r>
-      <w:proofErr w:type="spellStart"/>
-      <w:r>
-        <w:t>SQLite</w:t>
-      </w:r>
-      <w:proofErr w:type="spellEnd"/>
-      <w:r>
-        <w:t xml:space="preserve"> на </w:t>
-      </w:r>
-      <w:proofErr w:type="spellStart"/>
-      <w:r>
-        <w:t>PostgreSQL</w:t>
-      </w:r>
-      <w:proofErr w:type="spellEnd"/>
-      <w:r>
-        <w:t>/MySQL (</w:t>
-      </w:r>
-      <w:proofErr w:type="spellStart"/>
-      <w:r>
-        <w:t>Alembic</w:t>
-      </w:r>
-      <w:proofErr w:type="spellEnd"/>
-      <w:r>
-        <w:t xml:space="preserve"> для миграций), добавь </w:t>
-      </w:r>
-      <w:proofErr w:type="spellStart"/>
-      <w:r>
-        <w:t>Docker-compose</w:t>
-      </w:r>
-      <w:proofErr w:type="spellEnd"/>
-      <w:r>
-        <w:t xml:space="preserve"> для контейнеризации (</w:t>
-      </w:r>
-      <w:proofErr w:type="spellStart"/>
-      <w:r>
-        <w:t>backend</w:t>
-      </w:r>
-      <w:proofErr w:type="spellEnd"/>
-      <w:r>
-        <w:t xml:space="preserve"> + DB). Разверни на </w:t>
-      </w:r>
-      <w:proofErr w:type="spellStart"/>
-      <w:r>
-        <w:t>Heroku</w:t>
-      </w:r>
-      <w:proofErr w:type="spellEnd"/>
-      <w:r>
-        <w:t>/</w:t>
-      </w:r>
-      <w:proofErr w:type="spellStart"/>
-      <w:r>
-        <w:t>Vercel</w:t>
-      </w:r>
-      <w:proofErr w:type="spellEnd"/>
-      <w:r>
-        <w:t xml:space="preserve"> с CI/CD (</w:t>
-      </w:r>
-      <w:proofErr w:type="spellStart"/>
-      <w:r>
-        <w:t>GitHub</w:t>
-      </w:r>
-      <w:proofErr w:type="spellEnd"/>
-      <w:r>
-        <w:t xml:space="preserve"> </w:t>
-      </w:r>
-      <w:proofErr w:type="spellStart"/>
-      <w:r>
-        <w:t>Actions</w:t>
-      </w:r>
-      <w:proofErr w:type="spellEnd"/>
-      <w:r>
-        <w:t xml:space="preserve">). </w:t>
+        <w:t xml:space="preserve">сменить (миграцией) SQLite на PostgreSQL/MySQL (Alembic для миграций), добавь Docker-compose для контейнеризации (backend + DB). Разверни на Heroku/Vercel с CI/CD (GitHub Actions). </w:t>
       </w:r>
       <w:bookmarkStart w:id="4" w:name="рекомендация_4_добавить_метрики_и_831620"/>
     </w:p>
@@ -323,87 +123,7 @@
       </w:r>
       <w:bookmarkEnd w:id="4"/>
       <w:r>
-        <w:t xml:space="preserve">. Внедри </w:t>
-      </w:r>
-      <w:proofErr w:type="spellStart"/>
-      <w:r>
-        <w:t>Prometheus</w:t>
-      </w:r>
-      <w:proofErr w:type="spellEnd"/>
-      <w:r>
-        <w:t xml:space="preserve"> для метрик API (</w:t>
-      </w:r>
-      <w:proofErr w:type="spellStart"/>
-      <w:r>
-        <w:t>response</w:t>
-      </w:r>
-      <w:proofErr w:type="spellEnd"/>
-      <w:r>
-        <w:t xml:space="preserve"> </w:t>
-      </w:r>
-      <w:proofErr w:type="spellStart"/>
-      <w:r>
-        <w:t>time</w:t>
-      </w:r>
-      <w:proofErr w:type="spellEnd"/>
-      <w:r>
-        <w:t xml:space="preserve">, </w:t>
-      </w:r>
-      <w:proofErr w:type="spellStart"/>
-      <w:r>
-        <w:t>errors</w:t>
-      </w:r>
-      <w:proofErr w:type="spellEnd"/>
-      <w:r>
-        <w:t>), логирование (</w:t>
-      </w:r>
-      <w:proofErr w:type="spellStart"/>
-      <w:r>
-        <w:t>structlog</w:t>
-      </w:r>
-      <w:proofErr w:type="spellEnd"/>
-      <w:r>
-        <w:t>), сбор статистики (</w:t>
-      </w:r>
-      <w:proofErr w:type="spellStart"/>
-      <w:r>
-        <w:t>SQLAlchemy</w:t>
-      </w:r>
-      <w:proofErr w:type="spellEnd"/>
-      <w:r>
-        <w:t xml:space="preserve"> </w:t>
-      </w:r>
-      <w:proofErr w:type="spellStart"/>
-      <w:r>
-        <w:t>events</w:t>
-      </w:r>
-      <w:proofErr w:type="spellEnd"/>
-      <w:r>
-        <w:t>). Проанализируй производительность (</w:t>
-      </w:r>
-      <w:proofErr w:type="spellStart"/>
-      <w:r>
-        <w:t>load</w:t>
-      </w:r>
-      <w:proofErr w:type="spellEnd"/>
-      <w:r>
-        <w:t xml:space="preserve"> </w:t>
-      </w:r>
-      <w:proofErr w:type="spellStart"/>
-      <w:r>
-        <w:t>testing</w:t>
-      </w:r>
-      <w:proofErr w:type="spellEnd"/>
-      <w:r>
-        <w:t xml:space="preserve"> с </w:t>
-      </w:r>
-      <w:proofErr w:type="spellStart"/>
-      <w:r>
-        <w:t>locust</w:t>
-      </w:r>
-      <w:proofErr w:type="spellEnd"/>
-      <w:r>
-        <w:t xml:space="preserve">). </w:t>
+        <w:t xml:space="preserve">. Внедри Prometheus для метрик API (response time, errors), логирование (structlog), сбор статистики (SQLAlchemy events). Проанализируй производительность (load testing с locust). </w:t>
       </w:r>
       <w:bookmarkStart w:id="5" w:name="fnref1_4"/>
       <w:bookmarkStart w:id="6" w:name="рекомендация_5_улучшить_документа_2cc4a6"/>
@@ -415,71 +135,7 @@
       </w:r>
       <w:bookmarkEnd w:id="6"/>
       <w:r>
-        <w:t xml:space="preserve"> создай README с инструкциями установки/запуска, </w:t>
-      </w:r>
-      <w:proofErr w:type="spellStart"/>
-      <w:r>
-        <w:t>Swagger</w:t>
-      </w:r>
-      <w:proofErr w:type="spellEnd"/>
-      <w:r>
-        <w:t>/</w:t>
-      </w:r>
-      <w:proofErr w:type="spellStart"/>
-      <w:r>
-        <w:t>OpenAPI</w:t>
-      </w:r>
-      <w:proofErr w:type="spellEnd"/>
-      <w:r>
-        <w:t xml:space="preserve"> </w:t>
-      </w:r>
-      <w:proofErr w:type="spellStart"/>
-      <w:r>
-        <w:t>docs</w:t>
-      </w:r>
-      <w:proofErr w:type="spellEnd"/>
-      <w:r>
-        <w:t xml:space="preserve">. Проведи </w:t>
-      </w:r>
-      <w:proofErr w:type="spellStart"/>
-      <w:r>
-        <w:t>code</w:t>
-      </w:r>
-      <w:proofErr w:type="spellEnd"/>
-      <w:r>
-        <w:t xml:space="preserve"> </w:t>
-      </w:r>
-      <w:proofErr w:type="spellStart"/>
-      <w:r>
-        <w:t>review</w:t>
-      </w:r>
-      <w:proofErr w:type="spellEnd"/>
-      <w:r>
-        <w:t xml:space="preserve"> (</w:t>
-      </w:r>
-      <w:proofErr w:type="spellStart"/>
-      <w:r>
-        <w:t>black</w:t>
-      </w:r>
-      <w:proofErr w:type="spellEnd"/>
-      <w:r>
-        <w:t xml:space="preserve">/flake8, </w:t>
-      </w:r>
-      <w:proofErr w:type="spellStart"/>
-      <w:r>
-        <w:t>mypy</w:t>
-      </w:r>
-      <w:proofErr w:type="spellEnd"/>
-      <w:r>
-        <w:t xml:space="preserve">), добавьте </w:t>
-      </w:r>
-      <w:proofErr w:type="spellStart"/>
-      <w:r>
-        <w:t>docstrings</w:t>
-      </w:r>
-      <w:proofErr w:type="spellEnd"/>
-      <w:r>
-        <w:t xml:space="preserve">. Оформите отчет о тестировании / производительности. </w:t>
+        <w:t xml:space="preserve"> создай README с инструкциями установки/запуска, Swagger/OpenAPI docs. Проведи code review (black/flake8, mypy), добавьте docstrings. Оформите отчет о тестировании / производительности. </w:t>
       </w:r>
       <w:bookmarkStart w:id="7" w:name="fnref1_5"/>
       <w:bookmarkEnd w:id="7"/>
@@ -500,54 +156,22 @@
       </w:r>
       <w:bookmarkEnd w:id="8"/>
       <w:r>
-        <w:t>. Например, добавь уведомления (</w:t>
-      </w:r>
-      <w:proofErr w:type="spellStart"/>
-      <w:r>
-        <w:t>WebSocket</w:t>
-      </w:r>
-      <w:proofErr w:type="spellEnd"/>
-      <w:r>
-        <w:t xml:space="preserve"> / SMS </w:t>
-      </w:r>
-      <w:proofErr w:type="spellStart"/>
-      <w:r>
-        <w:t>via</w:t>
-      </w:r>
-      <w:proofErr w:type="spellEnd"/>
+        <w:t xml:space="preserve">. Например, добавь уведомления (WebSocket / SMS via Twilio), поиск/экспорт (CSV/PDF), дашборд с аналитикой (заказы по статусу / мастерам). </w:t>
+      </w:r>
+    </w:p>
+    <w:p>
+      <w:r>
+        <w:t xml:space="preserve">Сделать </w:t>
+      </w:r>
+      <w:r>
+        <w:rPr>
+          <w:lang w:val="en-US"/>
+        </w:rPr>
+        <w:t>Login</w:t>
+      </w:r>
       <w:r>
         <w:t xml:space="preserve"> </w:t>
       </w:r>
-      <w:proofErr w:type="spellStart"/>
-      <w:r>
-        <w:t>Twilio</w:t>
-      </w:r>
-      <w:proofErr w:type="spellEnd"/>
-      <w:r>
-        <w:t xml:space="preserve">), поиск/экспорт (CSV/PDF), </w:t>
-      </w:r>
-      <w:proofErr w:type="spellStart"/>
-      <w:r>
-        <w:t>дашборд</w:t>
-      </w:r>
-      <w:proofErr w:type="spellEnd"/>
-      <w:r>
-        <w:t xml:space="preserve"> с аналитикой (заказы по статусу / мастерам). </w:t>
-      </w:r>
-    </w:p>
-    <w:p>
-      <w:r>
-        <w:t xml:space="preserve">Сделать </w:t>
-      </w:r>
-      <w:r>
-        <w:rPr>
-          <w:lang w:val="en-US"/>
-        </w:rPr>
-        <w:t>Login</w:t>
-      </w:r>
-      <w:r>
-        <w:t xml:space="preserve"> </w:t>
-      </w:r>
       <w:r>
         <w:t>самой первой страницей</w:t>
       </w:r>
@@ -565,71 +189,7 @@
       </w:r>
       <w:r>
         <w:br/>
-        <w:t xml:space="preserve">Ошибка загрузки профиля: </w:t>
-      </w:r>
-      <w:proofErr w:type="spellStart"/>
-      <w:r>
-        <w:t>TypeError</w:t>
-      </w:r>
-      <w:proofErr w:type="spellEnd"/>
-      <w:r>
-        <w:t xml:space="preserve">: </w:t>
-      </w:r>
-      <w:proofErr w:type="spellStart"/>
-      <w:r>
-        <w:t>Cannot</w:t>
-      </w:r>
-      <w:proofErr w:type="spellEnd"/>
-      <w:r>
-        <w:t xml:space="preserve"> </w:t>
-      </w:r>
-      <w:proofErr w:type="spellStart"/>
-      <w:r>
-        <w:t>set</w:t>
-      </w:r>
-      <w:proofErr w:type="spellEnd"/>
-      <w:r>
-        <w:t xml:space="preserve"> </w:t>
-      </w:r>
-      <w:proofErr w:type="spellStart"/>
-      <w:r>
-        <w:t>properties</w:t>
-      </w:r>
-      <w:proofErr w:type="spellEnd"/>
-      <w:r>
-        <w:t xml:space="preserve"> </w:t>
-      </w:r>
-      <w:proofErr w:type="spellStart"/>
-      <w:r>
-        <w:t>of</w:t>
-      </w:r>
-      <w:proofErr w:type="spellEnd"/>
-      <w:r>
-        <w:t xml:space="preserve"> </w:t>
-      </w:r>
-      <w:proofErr w:type="spellStart"/>
-      <w:r>
-        <w:t>null</w:t>
-      </w:r>
-      <w:proofErr w:type="spellEnd"/>
-      <w:r>
-        <w:t xml:space="preserve"> (</w:t>
-      </w:r>
-      <w:proofErr w:type="spellStart"/>
-      <w:r>
-        <w:t>setting</w:t>
-      </w:r>
-      <w:proofErr w:type="spellEnd"/>
-      <w:r>
-        <w:t xml:space="preserve"> '</w:t>
-      </w:r>
-      <w:proofErr w:type="spellStart"/>
-      <w:r>
-        <w:t>value</w:t>
-      </w:r>
-      <w:proofErr w:type="spellEnd"/>
-      <w:r>
-        <w:t>')</w:t>
+        <w:t>Ошибка загрузки профиля: TypeError: Cannot set properties of null (setting 'value')</w:t>
       </w:r>
     </w:p>
     <w:p>
@@ -646,21 +206,7 @@
         <w:rPr>
           <w:lang w:val="en-US"/>
         </w:rPr>
-        <w:t xml:space="preserve">at </w:t>
-      </w:r>
-      <w:proofErr w:type="spellStart"/>
-      <w:r>
-        <w:rPr>
-          <w:lang w:val="en-US"/>
-        </w:rPr>
-        <w:t>loadUserData</w:t>
-      </w:r>
-      <w:proofErr w:type="spellEnd"/>
-      <w:r>
-        <w:rPr>
-          <w:lang w:val="en-US"/>
-        </w:rPr>
-        <w:t xml:space="preserve"> (profile.html:851:62)</w:t>
+        <w:t>at loadUserData (profile.html:851:62)</w:t>
       </w:r>
     </w:p>
     <w:p>
@@ -673,21 +219,7 @@
         <w:rPr>
           <w:lang w:val="en-US"/>
         </w:rPr>
-        <w:t xml:space="preserve">    at async </w:t>
-      </w:r>
-      <w:proofErr w:type="spellStart"/>
-      <w:r>
-        <w:rPr>
-          <w:lang w:val="en-US"/>
-        </w:rPr>
-        <w:t>HTMLDocument</w:t>
-      </w:r>
-      <w:proofErr w:type="spellEnd"/>
-      <w:r>
-        <w:rPr>
-          <w:lang w:val="en-US"/>
-        </w:rPr>
-        <w:t>.&lt;anonymous&gt; (profile.html:805:17)</w:t>
+        <w:t xml:space="preserve">    at async HTMLDocument.&lt;anonymous&gt; (profile.html:805:17)</w:t>
       </w:r>
     </w:p>
     <w:p>
@@ -722,32 +254,14 @@
       <w:r>
         <w:t xml:space="preserve">и перенаправление на страницу </w:t>
       </w:r>
-      <w:proofErr w:type="spellStart"/>
-      <w:r>
-        <w:t>orders.html?openNewOrder</w:t>
-      </w:r>
-      <w:proofErr w:type="spellEnd"/>
-      <w:r>
-        <w:t>=</w:t>
-      </w:r>
-      <w:proofErr w:type="spellStart"/>
-      <w:r>
-        <w:t>true</w:t>
-      </w:r>
-      <w:proofErr w:type="spellEnd"/>
+      <w:r>
+        <w:t>orders.html?openNewOrder=true</w:t>
+      </w:r>
       <w:r>
         <w:t xml:space="preserve"> </w:t>
       </w:r>
       <w:r>
-        <w:t xml:space="preserve">и </w:t>
-      </w:r>
-      <w:proofErr w:type="spellStart"/>
-      <w:r>
-        <w:t>впринципе</w:t>
-      </w:r>
-      <w:proofErr w:type="spellEnd"/>
-      <w:r>
-        <w:t xml:space="preserve"> висит при заходе на страницу </w:t>
+        <w:t xml:space="preserve">и впринципе висит при заходе на страницу </w:t>
       </w:r>
       <w:r>
         <w:rPr>
@@ -775,21 +289,7 @@
         <w:rPr>
           <w:lang w:val="en-US"/>
         </w:rPr>
-        <w:t xml:space="preserve">Uncaught </w:t>
-      </w:r>
-      <w:proofErr w:type="spellStart"/>
-      <w:r>
-        <w:rPr>
-          <w:lang w:val="en-US"/>
-        </w:rPr>
-        <w:t>SyntaxError</w:t>
-      </w:r>
-      <w:proofErr w:type="spellEnd"/>
-      <w:r>
-        <w:rPr>
-          <w:lang w:val="en-US"/>
-        </w:rPr>
-        <w:t>: Unexpected token 'export' (at VM1677 utils.js:2:1)</w:t>
+        <w:t>Uncaught SyntaxError: Unexpected token 'export' (at VM1677 utils.js:2:1)</w:t>
       </w:r>
     </w:p>
     <w:p>
@@ -841,6 +341,12 @@
       </w:r>
       <w:r>
         <w:t>. Также стоит добавить кнопку сброса фильтров</w:t>
+      </w:r>
+    </w:p>
+    <w:p/>
+    <w:p>
+      <w:r>
+        <w:t>Перекидывает с начальной на не ту новую заявку на ремонт</w:t>
       </w:r>
     </w:p>
     <w:sectPr>

--- a/Report Bug.docx
+++ b/Report Bug.docx
@@ -4,35 +4,6 @@
   <w:body>
     <w:p>
       <w:r>
-        <w:t xml:space="preserve">Сделай развернутый просмотр страницы </w:t>
-      </w:r>
-      <w:r>
-        <w:rPr>
-          <w:lang w:val="en-US"/>
-        </w:rPr>
-        <w:t>Clients</w:t>
-      </w:r>
-      <w:r>
-        <w:t xml:space="preserve"> </w:t>
-      </w:r>
-      <w:r>
-        <w:t>для каждого клиента</w:t>
-      </w:r>
-    </w:p>
-    <w:p>
-      <w:r>
-        <w:t>Н</w:t>
-      </w:r>
-      <w:r>
-        <w:t>е работает смена пароля</w:t>
-      </w:r>
-      <w:r>
-        <w:t>.</w:t>
-      </w:r>
-      <w:r>
-        <w:t xml:space="preserve"> </w:t>
-      </w:r>
-      <w:r>
         <w:t>А</w:t>
       </w:r>
       <w:r>
@@ -42,28 +13,7 @@
         <w:t>. Уведомления не показываются пока не нажмешь кнопку «Отметить все как прочитанное».</w:t>
       </w:r>
       <w:r>
-        <w:t xml:space="preserve"> Активность, Вся история появляется только после того как нажимаешь на фильтр, значит статична, должна быть динамична. </w:t>
-      </w:r>
-      <w:r>
-        <w:t>Сделать рабочую кнопку «</w:t>
-      </w:r>
-      <w:r>
-        <w:rPr>
-          <w:lang w:val="en-US"/>
-        </w:rPr>
-        <w:t>Telegram</w:t>
-      </w:r>
-      <w:r>
-        <w:t xml:space="preserve"> </w:t>
-      </w:r>
-      <w:r>
-        <w:rPr>
-          <w:lang w:val="en-US"/>
-        </w:rPr>
-        <w:t>Bot</w:t>
-      </w:r>
-      <w:r>
-        <w:t>»</w:t>
+        <w:t xml:space="preserve"> Активность, Вся история появляется только после того как нажимаешь на фильтр, значит статична, должна быть динамична</w:t>
       </w:r>
     </w:p>
     <w:p>
@@ -78,67 +28,151 @@
         </w:rPr>
       </w:pPr>
       <w:r>
-        <w:t xml:space="preserve">На основе анализа содержания выявлены следующие недостатки работы, которые требуют доработки для повышения качества и готовности к продакшену: нет полноценного тестирования (unit/integration), развертывания (Docker/Heroku), аутентификации / авторизации; фокус на SQLite без продакшн-БД; отсутствие метрик производительности. </w:t>
-      </w:r>
-      <w:bookmarkStart w:id="0" w:name="рекомендация_1_внедрить_полноценн_acc242"/>
+        <w:t>нет полноценного тестирования (</w:t>
+      </w:r>
+      <w:proofErr w:type="spellStart"/>
+      <w:r>
+        <w:t>unit</w:t>
+      </w:r>
+      <w:proofErr w:type="spellEnd"/>
+      <w:r>
+        <w:t>/</w:t>
+      </w:r>
+      <w:proofErr w:type="spellStart"/>
+      <w:r>
+        <w:t>integration</w:t>
+      </w:r>
+      <w:proofErr w:type="spellEnd"/>
+      <w:r>
+        <w:t>), развертывания (</w:t>
+      </w:r>
+      <w:proofErr w:type="spellStart"/>
+      <w:r>
+        <w:t>Docker</w:t>
+      </w:r>
+      <w:proofErr w:type="spellEnd"/>
+      <w:r>
+        <w:t>/</w:t>
+      </w:r>
+      <w:proofErr w:type="spellStart"/>
+      <w:r>
+        <w:t>Heroku</w:t>
+      </w:r>
+      <w:proofErr w:type="spellEnd"/>
+      <w:r>
+        <w:t xml:space="preserve">), аутентификации / авторизации; фокус на </w:t>
+      </w:r>
+      <w:proofErr w:type="spellStart"/>
+      <w:r>
+        <w:t>SQLite</w:t>
+      </w:r>
+      <w:proofErr w:type="spellEnd"/>
+      <w:r>
+        <w:t xml:space="preserve"> без продакшн-БД; отсутствие метрик производительности. </w:t>
+      </w:r>
+      <w:bookmarkStart w:id="0" w:name="рекомендация_3_поддержать_продакш_c9edda"/>
     </w:p>
     <w:p>
-      <w:r>
-        <w:t>1. Для полноценного тестировани</w:t>
-      </w:r>
+      <w:bookmarkStart w:id="1" w:name="рекомендация_4_добавить_метрики_и_831620"/>
       <w:bookmarkEnd w:id="0"/>
       <w:r>
-        <w:t xml:space="preserve">я добавь unit-тесты для CRUD-операций (pytest для FastAPI эндпоинтов, тесты моделей SQLAlchemy) и интеграционные тесты (API с реальными запросами). Разработай тестовые сценарии для edge-кейсов (пустая БД, неверные данные). </w:t>
-      </w:r>
-      <w:bookmarkStart w:id="1" w:name="рекомендация_2_реализовать_аутент_e95bd9"/>
+        <w:t>4. Добавь метрики и мониторинг</w:t>
+      </w:r>
+      <w:bookmarkEnd w:id="1"/>
+      <w:r>
+        <w:t xml:space="preserve">. Внедри </w:t>
+      </w:r>
+      <w:proofErr w:type="spellStart"/>
+      <w:r>
+        <w:t>Prometheus</w:t>
+      </w:r>
+      <w:proofErr w:type="spellEnd"/>
+      <w:r>
+        <w:t xml:space="preserve"> для метрик API (</w:t>
+      </w:r>
+      <w:proofErr w:type="spellStart"/>
+      <w:r>
+        <w:t>response</w:t>
+      </w:r>
+      <w:proofErr w:type="spellEnd"/>
+      <w:r>
+        <w:t xml:space="preserve"> </w:t>
+      </w:r>
+      <w:proofErr w:type="spellStart"/>
+      <w:r>
+        <w:t>time</w:t>
+      </w:r>
+      <w:proofErr w:type="spellEnd"/>
+      <w:r>
+        <w:t xml:space="preserve">, </w:t>
+      </w:r>
+      <w:proofErr w:type="spellStart"/>
+      <w:r>
+        <w:t>errors</w:t>
+      </w:r>
+      <w:proofErr w:type="spellEnd"/>
+      <w:r>
+        <w:t>), логирование (</w:t>
+      </w:r>
+      <w:proofErr w:type="spellStart"/>
+      <w:r>
+        <w:t>structlog</w:t>
+      </w:r>
+      <w:proofErr w:type="spellEnd"/>
+      <w:r>
+        <w:t>), сбор статистики (</w:t>
+      </w:r>
+      <w:proofErr w:type="spellStart"/>
+      <w:r>
+        <w:t>SQLAlchemy</w:t>
+      </w:r>
+      <w:proofErr w:type="spellEnd"/>
+      <w:r>
+        <w:t xml:space="preserve"> </w:t>
+      </w:r>
+      <w:proofErr w:type="spellStart"/>
+      <w:r>
+        <w:t>events</w:t>
+      </w:r>
+      <w:proofErr w:type="spellEnd"/>
+      <w:r>
+        <w:t>). Проанализируй производительность (</w:t>
+      </w:r>
+      <w:proofErr w:type="spellStart"/>
+      <w:r>
+        <w:t>load</w:t>
+      </w:r>
+      <w:proofErr w:type="spellEnd"/>
+      <w:r>
+        <w:t xml:space="preserve"> </w:t>
+      </w:r>
+      <w:proofErr w:type="spellStart"/>
+      <w:r>
+        <w:t>testing</w:t>
+      </w:r>
+      <w:proofErr w:type="spellEnd"/>
+      <w:r>
+        <w:t xml:space="preserve"> с </w:t>
+      </w:r>
+      <w:proofErr w:type="spellStart"/>
+      <w:r>
+        <w:t>locust</w:t>
+      </w:r>
+      <w:proofErr w:type="spellEnd"/>
+      <w:r>
+        <w:t xml:space="preserve">). </w:t>
+      </w:r>
+      <w:bookmarkStart w:id="2" w:name="fnref1_4"/>
+      <w:bookmarkStart w:id="3" w:name="рекомендация_5_улучшить_документа_2cc4a6"/>
+      <w:bookmarkEnd w:id="2"/>
     </w:p>
+    <w:bookmarkEnd w:id="3"/>
     <w:p>
       <w:r>
-        <w:t>2. Для реализации аутентификацию и авторизаци</w:t>
-      </w:r>
-      <w:bookmarkEnd w:id="1"/>
-      <w:r>
-        <w:t>и можно интегрировать JWT (fastapi-users или OAuth2) для защиты API, роли (admin/user). Добавь middleware для CORS с origin-листингом. Это устранит уязвимости.</w:t>
-      </w:r>
-      <w:bookmarkStart w:id="2" w:name="fnref1_2"/>
-      <w:bookmarkEnd w:id="2"/>
-      <w:r>
-        <w:t xml:space="preserve"> </w:t>
-      </w:r>
-      <w:bookmarkStart w:id="3" w:name="рекомендация_3_поддержать_продакш_c9edda"/>
-    </w:p>
-    <w:p>
-      <w:r>
-        <w:t xml:space="preserve">3. Для поддержки продакшн-БД </w:t>
-      </w:r>
-      <w:bookmarkEnd w:id="3"/>
-      <w:r>
-        <w:t xml:space="preserve">сменить (миграцией) SQLite на PostgreSQL/MySQL (Alembic для миграций), добавь Docker-compose для контейнеризации (backend + DB). Разверни на Heroku/Vercel с CI/CD (GitHub Actions). </w:t>
-      </w:r>
-      <w:bookmarkStart w:id="4" w:name="рекомендация_4_добавить_метрики_и_831620"/>
-    </w:p>
-    <w:p>
-      <w:r>
-        <w:t>4. Добавь метрики и мониторинг</w:t>
-      </w:r>
+        <w:t xml:space="preserve">Оформите отчет о тестировании / производительности. </w:t>
+      </w:r>
+      <w:bookmarkStart w:id="4" w:name="fnref1_5"/>
       <w:bookmarkEnd w:id="4"/>
-      <w:r>
-        <w:t xml:space="preserve">. Внедри Prometheus для метрик API (response time, errors), логирование (structlog), сбор статистики (SQLAlchemy events). Проанализируй производительность (load testing с locust). </w:t>
-      </w:r>
-      <w:bookmarkStart w:id="5" w:name="fnref1_4"/>
-      <w:bookmarkStart w:id="6" w:name="рекомендация_5_улучшить_документа_2cc4a6"/>
-      <w:bookmarkEnd w:id="5"/>
-    </w:p>
-    <w:p>
-      <w:r>
-        <w:t>5. Для улучшения документации и ревью</w:t>
-      </w:r>
-      <w:bookmarkEnd w:id="6"/>
-      <w:r>
-        <w:t xml:space="preserve"> создай README с инструкциями установки/запуска, Swagger/OpenAPI docs. Проведи code review (black/flake8, mypy), добавьте docstrings. Оформите отчет о тестировании / производительности. </w:t>
-      </w:r>
-      <w:bookmarkStart w:id="7" w:name="fnref1_5"/>
-      <w:bookmarkEnd w:id="7"/>
       <w:r>
         <w:t xml:space="preserve">Надо дописать </w:t>
       </w:r>
@@ -148,17 +182,9 @@
         </w:rPr>
         <w:t>README</w:t>
       </w:r>
-      <w:bookmarkStart w:id="8" w:name="рекомендация_6_расширить_функционал"/>
+      <w:bookmarkStart w:id="5" w:name="рекомендация_6_расширить_функционал"/>
     </w:p>
-    <w:p>
-      <w:r>
-        <w:t>6. Можно также расширить функционал</w:t>
-      </w:r>
-      <w:bookmarkEnd w:id="8"/>
-      <w:r>
-        <w:t xml:space="preserve">. Например, добавь уведомления (WebSocket / SMS via Twilio), поиск/экспорт (CSV/PDF), дашборд с аналитикой (заказы по статусу / мастерам). </w:t>
-      </w:r>
-    </w:p>
+    <w:bookmarkEnd w:id="5"/>
     <w:p>
       <w:r>
         <w:t xml:space="preserve">Сделать </w:t>
@@ -176,7 +202,6 @@
         <w:t>самой первой страницей</w:t>
       </w:r>
     </w:p>
-    <w:p/>
     <w:p>
       <w:r>
         <w:t xml:space="preserve">На странице </w:t>
@@ -185,59 +210,7 @@
         <w:rPr>
           <w:lang w:val="en-US"/>
         </w:rPr>
-        <w:t>Profile</w:t>
-      </w:r>
-      <w:r>
-        <w:br/>
-        <w:t>Ошибка загрузки профиля: TypeError: Cannot set properties of null (setting 'value')</w:t>
-      </w:r>
-    </w:p>
-    <w:p>
-      <w:pPr>
-        <w:rPr>
-          <w:lang w:val="en-US"/>
-        </w:rPr>
-      </w:pPr>
-      <w:r>
-        <w:lastRenderedPageBreak/>
-        <w:t xml:space="preserve">    </w:t>
-      </w:r>
-      <w:r>
-        <w:rPr>
-          <w:lang w:val="en-US"/>
-        </w:rPr>
-        <w:t>at loadUserData (profile.html:851:62)</w:t>
-      </w:r>
-    </w:p>
-    <w:p>
-      <w:pPr>
-        <w:rPr>
-          <w:lang w:val="en-US"/>
-        </w:rPr>
-      </w:pPr>
-      <w:r>
-        <w:rPr>
-          <w:lang w:val="en-US"/>
-        </w:rPr>
-        <w:t xml:space="preserve">    at async HTMLDocument.&lt;anonymous&gt; (profile.html:805:17)</w:t>
-      </w:r>
-    </w:p>
-    <w:p>
-      <w:pPr>
-        <w:rPr>
-          <w:lang w:val="en-US"/>
-        </w:rPr>
-      </w:pPr>
-    </w:p>
-    <w:p>
-      <w:r>
-        <w:t xml:space="preserve">Ошибка при нажатие на кнопку + Новая заявка на странице </w:t>
-      </w:r>
-      <w:r>
-        <w:rPr>
-          <w:lang w:val="en-US"/>
-        </w:rPr>
-        <w:t>index</w:t>
+        <w:t>devices</w:t>
       </w:r>
       <w:r>
         <w:t>.</w:t>
@@ -252,16 +225,7 @@
         <w:t xml:space="preserve"> </w:t>
       </w:r>
       <w:r>
-        <w:t xml:space="preserve">и перенаправление на страницу </w:t>
-      </w:r>
-      <w:r>
-        <w:t>orders.html?openNewOrder=true</w:t>
-      </w:r>
-      <w:r>
-        <w:t xml:space="preserve"> </w:t>
-      </w:r>
-      <w:r>
-        <w:t xml:space="preserve">и впринципе висит при заходе на страницу </w:t>
+        <w:t xml:space="preserve">не обновляются данные статуса в соответствие с настоящим статусом на странице </w:t>
       </w:r>
       <w:r>
         <w:rPr>
@@ -278,75 +242,16 @@
         </w:rPr>
         <w:t>html</w:t>
       </w:r>
+      <w:r>
+        <w:t>. Также стоит добавить кнопку сброса фильтро</w:t>
+      </w:r>
+      <w:r>
+        <w:t>в</w:t>
+      </w:r>
     </w:p>
     <w:p>
-      <w:pPr>
-        <w:rPr>
-          <w:lang w:val="en-US"/>
-        </w:rPr>
-      </w:pPr>
-      <w:r>
-        <w:rPr>
-          <w:lang w:val="en-US"/>
-        </w:rPr>
-        <w:t>Uncaught SyntaxError: Unexpected token 'export' (at VM1677 utils.js:2:1)</w:t>
-      </w:r>
-    </w:p>
-    <w:p>
-      <w:pPr>
-        <w:rPr>
-          <w:lang w:val="en-US"/>
-        </w:rPr>
-      </w:pPr>
-    </w:p>
-    <w:p>
-      <w:r>
-        <w:t xml:space="preserve">На странице </w:t>
-      </w:r>
-      <w:r>
-        <w:rPr>
-          <w:lang w:val="en-US"/>
-        </w:rPr>
-        <w:t>devices</w:t>
-      </w:r>
-      <w:r>
-        <w:t>.</w:t>
-      </w:r>
-      <w:r>
-        <w:rPr>
-          <w:lang w:val="en-US"/>
-        </w:rPr>
-        <w:t>html</w:t>
-      </w:r>
-      <w:r>
-        <w:t xml:space="preserve"> </w:t>
-      </w:r>
-      <w:r>
-        <w:t xml:space="preserve">не обновляются данные статуса в соответствие с настоящим статусом на странице </w:t>
-      </w:r>
-      <w:r>
-        <w:rPr>
-          <w:lang w:val="en-US"/>
-        </w:rPr>
-        <w:t>orders</w:t>
-      </w:r>
-      <w:r>
-        <w:t>.</w:t>
-      </w:r>
-      <w:r>
-        <w:rPr>
-          <w:lang w:val="en-US"/>
-        </w:rPr>
-        <w:t>html</w:t>
-      </w:r>
-      <w:r>
-        <w:t>. Также стоит добавить кнопку сброса фильтров</w:t>
-      </w:r>
-    </w:p>
-    <w:p/>
-    <w:p>
-      <w:r>
-        <w:t>Перекидывает с начальной на не ту новую заявку на ремонт</w:t>
+      <w:r>
+        <w:t>Перебрать текст ВКР</w:t>
       </w:r>
     </w:p>
     <w:sectPr>
